--- a/templates/indemnification-agreement-llc-manager.docx
+++ b/templates/indemnification-agreement-llc-manager.docx
@@ -4,6 +4,7 @@
   <w:body>
     <w:p>
       <w:pPr>
+        <w:pStyle w:val="GLInstructionBlock"/>
         <w:spacing w:after="240"/>
         <w:jc w:val="left"/>
       </w:pPr>
@@ -52,7 +53,7 @@
           <w:i/>
           <w:color w:val="000000"/>
         </w:rPr>
-        <w:t>[COMPANY NAME], LLC</w:t>
+        <w:t>{Company Name}, LLC</w:t>
       </w:r>
     </w:p>
     <w:p>
@@ -71,7 +72,7 @@
           <w:i/>
           <w:color w:val="000000"/>
         </w:rPr>
-        <w:t>[DATE]</w:t>
+        <w:t>{Effective Date}</w:t>
       </w:r>
       <w:r>
         <w:rPr/>
@@ -82,18 +83,18 @@
           <w:i/>
           <w:color w:val="000000"/>
         </w:rPr>
-        <w:t>[COMPANY NAME]</w:t>
+        <w:t>{Company Name}, LLC</w:t>
       </w:r>
       <w:r>
         <w:rPr/>
-        <w:t xml:space="preserve">, LLC, a Delaware limited liability company (the “Company”), and </w:t>
+        <w:t xml:space="preserve">, a Delaware limited liability company (the “Company”), and </w:t>
       </w:r>
       <w:r>
         <w:rPr>
           <w:i/>
           <w:color w:val="000000"/>
         </w:rPr>
-        <w:t>[INDEMNITEE NAME]</w:t>
+        <w:t>{Indemnitee Name}</w:t>
       </w:r>
       <w:r>
         <w:rPr/>
@@ -333,8 +334,10 @@
         <w:rPr/>
       </w:pPr>
       <w:r>
-        <w:rPr/>
-        <w:t>______________________________</w:t>
+        <w:rPr>
+          <w:rStyle w:val="GLSignatureMarker"/>
+        </w:rPr>
+        <w:t>[[GL-SIGNATURE:manager]]</w:t>
       </w:r>
     </w:p>
     <w:p>
@@ -348,18 +351,18 @@
           <w:i/>
           <w:color w:val="000000"/>
         </w:rPr>
-        <w:t>[COMPANY NAME]</w:t>
+        <w:t>{Company Name}, LLC</w:t>
       </w:r>
       <w:r>
         <w:rPr/>
-        <w:t xml:space="preserve">, LLC, by </w:t>
+        <w:t xml:space="preserve">, by </w:t>
       </w:r>
       <w:r>
         <w:rPr>
           <w:i/>
           <w:color w:val="000000"/>
         </w:rPr>
-        <w:t>[NAME]</w:t>
+        <w:t>{Manager Name}</w:t>
       </w:r>
       <w:r>
         <w:rPr/>
@@ -367,10 +370,18 @@
       </w:r>
       <w:r>
         <w:rPr>
+          <w:rStyle w:val="GLInstructionInline"/>
           <w:i/>
           <w:color w:val="000000"/>
         </w:rPr>
-        <w:t>[Manager / Authorized Signatory]</w:t>
+        <w:t>[GL INSTRUCTION — Choose Manager or Authorized Signatory.]</w:t>
+      </w:r>
+      <w:r>
+        <w:rPr>
+          <w:i/>
+          <w:color w:val="000000"/>
+        </w:rPr>
+        <w:t xml:space="preserve"> {Company Signatory Capacity}</w:t>
       </w:r>
     </w:p>
     <w:p>
@@ -393,8 +404,10 @@
         <w:rPr/>
       </w:pPr>
       <w:r>
-        <w:rPr/>
-        <w:t>______________________________</w:t>
+        <w:rPr>
+          <w:rStyle w:val="GLSignatureMarker"/>
+        </w:rPr>
+        <w:t>[[GL-SIGNATURE:indemnitee]]</w:t>
       </w:r>
     </w:p>
     <w:p>
@@ -408,7 +421,7 @@
           <w:i/>
           <w:color w:val="000000"/>
         </w:rPr>
-        <w:t>[INDEMNITEE NAME]</w:t>
+        <w:t>{Indemnitee Name}</w:t>
       </w:r>
     </w:p>
     <w:sectPr>
@@ -459,7 +472,7 @@
         <w:sz w:val="20"/>
         <w:szCs w:val="20"/>
       </w:rPr>
-      <w:t xml:space="preserve">[COMPANY NAME], LLC — Indemnification Agreement (Manager)</w:t>
+      <w:t>{Company Name}, LLC — Indemnification Agreement (Manager)</w:t>
     </w:r>
   </w:p>
 </w:hdr>
@@ -12883,6 +12896,18 @@
       </w:tcPr>
     </w:tblStylePr>
   </w:style>
+  <w:style w:type="paragraph" w:customStyle="1" w:styleId="GLInstructionBlock">
+    <w:name w:val="GL Instruction Block"/>
+    <w:basedOn w:val="Normal"/>
+  </w:style>
+  <w:style w:type="character" w:customStyle="1" w:styleId="GLInstructionInline">
+    <w:name w:val="GL Instruction Inline"/>
+    <w:basedOn w:val="DefaultParagraphFont"/>
+  </w:style>
+  <w:style w:type="character" w:customStyle="1" w:styleId="GLSignatureMarker">
+    <w:name w:val="GL Signature Marker"/>
+    <w:basedOn w:val="DefaultParagraphFont"/>
+  </w:style>
 </w:styles>
 </file>
 
